--- a/labs/lp4/LPIV index 26-27.docx
+++ b/labs/lp4/LPIV index 26-27.docx
@@ -5,7 +5,6 @@
     <w:p>
       <w:pPr>
         <w:pStyle w:val="Normal"/>
-        <w:pBdr/>
         <w:spacing w:before="16" w:after="0"/>
         <w:rPr>
           <w:color w:val="000000"/>
@@ -150,7 +149,7 @@
         </w:rPr>
         <w:t>LAB INDEX</w:t>
         <w:tab/>
-        <w:t xml:space="preserve">            BE Div.: A, B, C</w:t>
+        <w:t xml:space="preserve">            BE Div.: B</w:t>
       </w:r>
     </w:p>
     <w:tbl>
@@ -172,8 +171,8 @@
         <w:gridCol w:w="704"/>
         <w:gridCol w:w="1531"/>
         <w:gridCol w:w="6044"/>
-        <w:gridCol w:w="960"/>
-        <w:gridCol w:w="1276"/>
+        <w:gridCol w:w="959"/>
+        <w:gridCol w:w="1277"/>
       </w:tblGrid>
       <w:tr>
         <w:trPr>
@@ -192,7 +191,6 @@
           <w:p>
             <w:pPr>
               <w:pStyle w:val="Normal"/>
-              <w:pBdr/>
               <w:spacing w:before="58" w:after="0"/>
               <w:ind w:hanging="3" w:left="215" w:right="201"/>
               <w:rPr>
@@ -224,7 +222,6 @@
           <w:p>
             <w:pPr>
               <w:pStyle w:val="Normal"/>
-              <w:pBdr/>
               <w:ind w:left="4" w:right="289"/>
               <w:rPr>
                 <w:b/>
@@ -255,7 +252,6 @@
           <w:p>
             <w:pPr>
               <w:pStyle w:val="Normal"/>
-              <w:pBdr/>
               <w:spacing w:before="185" w:after="0"/>
               <w:ind w:left="11" w:right="5"/>
               <w:jc w:val="center"/>
@@ -277,18 +273,17 @@
         </w:tc>
         <w:tc>
           <w:tcPr>
-            <w:tcW w:w="960" w:type="dxa"/>
-            <w:tcBorders>
-              <w:top w:val="single" w:sz="4" w:space="0" w:color="000000"/>
-              <w:left w:val="single" w:sz="4" w:space="0" w:color="000000"/>
-              <w:bottom w:val="single" w:sz="4" w:space="0" w:color="000000"/>
-              <w:right w:val="single" w:sz="4" w:space="0" w:color="000000"/>
-            </w:tcBorders>
-          </w:tcPr>
-          <w:p>
-            <w:pPr>
-              <w:pStyle w:val="Normal"/>
-              <w:pBdr/>
+            <w:tcW w:w="959" w:type="dxa"/>
+            <w:tcBorders>
+              <w:top w:val="single" w:sz="4" w:space="0" w:color="000000"/>
+              <w:left w:val="single" w:sz="4" w:space="0" w:color="000000"/>
+              <w:bottom w:val="single" w:sz="4" w:space="0" w:color="000000"/>
+              <w:right w:val="single" w:sz="4" w:space="0" w:color="000000"/>
+            </w:tcBorders>
+          </w:tcPr>
+          <w:p>
+            <w:pPr>
+              <w:pStyle w:val="Normal"/>
               <w:spacing w:lineRule="auto" w:line="252"/>
               <w:ind w:left="195" w:right="238"/>
               <w:rPr>
@@ -309,18 +304,17 @@
         </w:tc>
         <w:tc>
           <w:tcPr>
-            <w:tcW w:w="1276" w:type="dxa"/>
-            <w:tcBorders>
-              <w:top w:val="single" w:sz="4" w:space="0" w:color="000000"/>
-              <w:left w:val="single" w:sz="4" w:space="0" w:color="000000"/>
-              <w:bottom w:val="single" w:sz="4" w:space="0" w:color="000000"/>
-              <w:right w:val="single" w:sz="4" w:space="0" w:color="000000"/>
-            </w:tcBorders>
-          </w:tcPr>
-          <w:p>
-            <w:pPr>
-              <w:pStyle w:val="Normal"/>
-              <w:pBdr/>
+            <w:tcW w:w="1277" w:type="dxa"/>
+            <w:tcBorders>
+              <w:top w:val="single" w:sz="4" w:space="0" w:color="000000"/>
+              <w:left w:val="single" w:sz="4" w:space="0" w:color="000000"/>
+              <w:bottom w:val="single" w:sz="4" w:space="0" w:color="000000"/>
+              <w:right w:val="single" w:sz="4" w:space="0" w:color="000000"/>
+            </w:tcBorders>
+          </w:tcPr>
+          <w:p>
+            <w:pPr>
+              <w:pStyle w:val="Normal"/>
               <w:ind w:firstLine="186" w:left="186" w:right="205"/>
               <w:rPr>
                 <w:b/>
@@ -357,8 +351,7 @@
           <w:p>
             <w:pPr>
               <w:pStyle w:val="Normal"/>
-              <w:pBdr/>
-              <w:spacing w:lineRule="auto" w:line="249"/>
+              <w:spacing w:lineRule="auto" w:line="247"/>
               <w:ind w:left="10" w:right="1"/>
               <w:jc w:val="center"/>
               <w:rPr>
@@ -380,7 +373,7 @@
                 <w:b/>
                 <w:bCs/>
               </w:rPr>
-              <w:t xml:space="preserve">Cyber Security and Digital Forensics </w:t>
+              <w:t>Cyber Security and Digital Forensics</w:t>
             </w:r>
           </w:p>
         </w:tc>
@@ -402,8 +395,7 @@
           <w:p>
             <w:pPr>
               <w:pStyle w:val="Normal"/>
-              <w:pBdr/>
-              <w:spacing w:lineRule="auto" w:line="244"/>
+              <w:spacing w:lineRule="auto" w:line="242"/>
               <w:ind w:left="9"/>
               <w:jc w:val="center"/>
               <w:rPr>
@@ -431,7 +423,6 @@
           <w:p>
             <w:pPr>
               <w:pStyle w:val="Normal"/>
-              <w:pBdr/>
               <w:rPr>
                 <w:color w:val="000000"/>
               </w:rPr>
@@ -456,7 +447,6 @@
           <w:p>
             <w:pPr>
               <w:pStyle w:val="Normal"/>
-              <w:pBdr/>
               <w:spacing w:lineRule="auto" w:line="247"/>
               <w:ind w:left="107"/>
               <w:rPr>
@@ -471,43 +461,41 @@
         </w:tc>
         <w:tc>
           <w:tcPr>
-            <w:tcW w:w="960" w:type="dxa"/>
-            <w:tcBorders>
-              <w:top w:val="single" w:sz="4" w:space="0" w:color="000000"/>
-              <w:left w:val="single" w:sz="4" w:space="0" w:color="000000"/>
-              <w:bottom w:val="single" w:sz="4" w:space="0" w:color="000000"/>
-              <w:right w:val="single" w:sz="4" w:space="0" w:color="000000"/>
-            </w:tcBorders>
-          </w:tcPr>
-          <w:p>
-            <w:pPr>
-              <w:pStyle w:val="Normal"/>
-              <w:pBdr/>
-              <w:rPr>
-                <w:color w:val="000000"/>
-              </w:rPr>
-            </w:pPr>
-            <w:r>
-              <w:rPr>
-                <w:color w:val="000000"/>
-              </w:rPr>
-            </w:r>
-          </w:p>
-        </w:tc>
-        <w:tc>
-          <w:tcPr>
-            <w:tcW w:w="1276" w:type="dxa"/>
-            <w:tcBorders>
-              <w:top w:val="single" w:sz="4" w:space="0" w:color="000000"/>
-              <w:left w:val="single" w:sz="4" w:space="0" w:color="000000"/>
-              <w:bottom w:val="single" w:sz="4" w:space="0" w:color="000000"/>
-              <w:right w:val="single" w:sz="4" w:space="0" w:color="000000"/>
-            </w:tcBorders>
-          </w:tcPr>
-          <w:p>
-            <w:pPr>
-              <w:pStyle w:val="Normal"/>
-              <w:pBdr/>
+            <w:tcW w:w="959" w:type="dxa"/>
+            <w:tcBorders>
+              <w:top w:val="single" w:sz="4" w:space="0" w:color="000000"/>
+              <w:left w:val="single" w:sz="4" w:space="0" w:color="000000"/>
+              <w:bottom w:val="single" w:sz="4" w:space="0" w:color="000000"/>
+              <w:right w:val="single" w:sz="4" w:space="0" w:color="000000"/>
+            </w:tcBorders>
+          </w:tcPr>
+          <w:p>
+            <w:pPr>
+              <w:pStyle w:val="Normal"/>
+              <w:rPr>
+                <w:color w:val="000000"/>
+              </w:rPr>
+            </w:pPr>
+            <w:r>
+              <w:rPr>
+                <w:color w:val="000000"/>
+              </w:rPr>
+            </w:r>
+          </w:p>
+        </w:tc>
+        <w:tc>
+          <w:tcPr>
+            <w:tcW w:w="1277" w:type="dxa"/>
+            <w:tcBorders>
+              <w:top w:val="single" w:sz="4" w:space="0" w:color="000000"/>
+              <w:left w:val="single" w:sz="4" w:space="0" w:color="000000"/>
+              <w:bottom w:val="single" w:sz="4" w:space="0" w:color="000000"/>
+              <w:right w:val="single" w:sz="4" w:space="0" w:color="000000"/>
+            </w:tcBorders>
+          </w:tcPr>
+          <w:p>
+            <w:pPr>
+              <w:pStyle w:val="Normal"/>
               <w:rPr>
                 <w:color w:val="000000"/>
               </w:rPr>
@@ -537,8 +525,7 @@
           <w:p>
             <w:pPr>
               <w:pStyle w:val="Normal"/>
-              <w:pBdr/>
-              <w:spacing w:lineRule="auto" w:line="244"/>
+              <w:spacing w:lineRule="auto" w:line="242"/>
               <w:ind w:left="9"/>
               <w:jc w:val="center"/>
               <w:rPr>
@@ -566,7 +553,6 @@
           <w:p>
             <w:pPr>
               <w:pStyle w:val="Normal"/>
-              <w:pBdr/>
               <w:rPr>
                 <w:color w:val="000000"/>
               </w:rPr>
@@ -591,7 +577,6 @@
           <w:p>
             <w:pPr>
               <w:pStyle w:val="Normal"/>
-              <w:pBdr/>
               <w:spacing w:lineRule="auto" w:line="240"/>
               <w:ind w:left="107"/>
               <w:rPr>
@@ -606,43 +591,41 @@
         </w:tc>
         <w:tc>
           <w:tcPr>
-            <w:tcW w:w="960" w:type="dxa"/>
-            <w:tcBorders>
-              <w:top w:val="single" w:sz="4" w:space="0" w:color="000000"/>
-              <w:left w:val="single" w:sz="4" w:space="0" w:color="000000"/>
-              <w:bottom w:val="single" w:sz="4" w:space="0" w:color="000000"/>
-              <w:right w:val="single" w:sz="4" w:space="0" w:color="000000"/>
-            </w:tcBorders>
-          </w:tcPr>
-          <w:p>
-            <w:pPr>
-              <w:pStyle w:val="Normal"/>
-              <w:pBdr/>
-              <w:rPr>
-                <w:color w:val="000000"/>
-              </w:rPr>
-            </w:pPr>
-            <w:r>
-              <w:rPr>
-                <w:color w:val="000000"/>
-              </w:rPr>
-            </w:r>
-          </w:p>
-        </w:tc>
-        <w:tc>
-          <w:tcPr>
-            <w:tcW w:w="1276" w:type="dxa"/>
-            <w:tcBorders>
-              <w:top w:val="single" w:sz="4" w:space="0" w:color="000000"/>
-              <w:left w:val="single" w:sz="4" w:space="0" w:color="000000"/>
-              <w:bottom w:val="single" w:sz="4" w:space="0" w:color="000000"/>
-              <w:right w:val="single" w:sz="4" w:space="0" w:color="000000"/>
-            </w:tcBorders>
-          </w:tcPr>
-          <w:p>
-            <w:pPr>
-              <w:pStyle w:val="Normal"/>
-              <w:pBdr/>
+            <w:tcW w:w="959" w:type="dxa"/>
+            <w:tcBorders>
+              <w:top w:val="single" w:sz="4" w:space="0" w:color="000000"/>
+              <w:left w:val="single" w:sz="4" w:space="0" w:color="000000"/>
+              <w:bottom w:val="single" w:sz="4" w:space="0" w:color="000000"/>
+              <w:right w:val="single" w:sz="4" w:space="0" w:color="000000"/>
+            </w:tcBorders>
+          </w:tcPr>
+          <w:p>
+            <w:pPr>
+              <w:pStyle w:val="Normal"/>
+              <w:rPr>
+                <w:color w:val="000000"/>
+              </w:rPr>
+            </w:pPr>
+            <w:r>
+              <w:rPr>
+                <w:color w:val="000000"/>
+              </w:rPr>
+            </w:r>
+          </w:p>
+        </w:tc>
+        <w:tc>
+          <w:tcPr>
+            <w:tcW w:w="1277" w:type="dxa"/>
+            <w:tcBorders>
+              <w:top w:val="single" w:sz="4" w:space="0" w:color="000000"/>
+              <w:left w:val="single" w:sz="4" w:space="0" w:color="000000"/>
+              <w:bottom w:val="single" w:sz="4" w:space="0" w:color="000000"/>
+              <w:right w:val="single" w:sz="4" w:space="0" w:color="000000"/>
+            </w:tcBorders>
+          </w:tcPr>
+          <w:p>
+            <w:pPr>
+              <w:pStyle w:val="Normal"/>
               <w:rPr>
                 <w:color w:val="000000"/>
               </w:rPr>
@@ -672,8 +655,7 @@
           <w:p>
             <w:pPr>
               <w:pStyle w:val="Normal"/>
-              <w:pBdr/>
-              <w:spacing w:lineRule="auto" w:line="244"/>
+              <w:spacing w:lineRule="auto" w:line="242"/>
               <w:ind w:left="9"/>
               <w:jc w:val="center"/>
               <w:rPr>
@@ -701,7 +683,6 @@
           <w:p>
             <w:pPr>
               <w:pStyle w:val="Normal"/>
-              <w:pBdr/>
               <w:rPr>
                 <w:color w:val="000000"/>
               </w:rPr>
@@ -726,7 +707,6 @@
           <w:p>
             <w:pPr>
               <w:pStyle w:val="Normal"/>
-              <w:pBdr/>
               <w:spacing w:lineRule="auto" w:line="240"/>
               <w:ind w:left="107"/>
               <w:rPr>
@@ -741,43 +721,41 @@
         </w:tc>
         <w:tc>
           <w:tcPr>
-            <w:tcW w:w="960" w:type="dxa"/>
-            <w:tcBorders>
-              <w:top w:val="single" w:sz="4" w:space="0" w:color="000000"/>
-              <w:left w:val="single" w:sz="4" w:space="0" w:color="000000"/>
-              <w:bottom w:val="single" w:sz="4" w:space="0" w:color="000000"/>
-              <w:right w:val="single" w:sz="4" w:space="0" w:color="000000"/>
-            </w:tcBorders>
-          </w:tcPr>
-          <w:p>
-            <w:pPr>
-              <w:pStyle w:val="Normal"/>
-              <w:pBdr/>
-              <w:rPr>
-                <w:color w:val="000000"/>
-              </w:rPr>
-            </w:pPr>
-            <w:r>
-              <w:rPr>
-                <w:color w:val="000000"/>
-              </w:rPr>
-            </w:r>
-          </w:p>
-        </w:tc>
-        <w:tc>
-          <w:tcPr>
-            <w:tcW w:w="1276" w:type="dxa"/>
-            <w:tcBorders>
-              <w:top w:val="single" w:sz="4" w:space="0" w:color="000000"/>
-              <w:left w:val="single" w:sz="4" w:space="0" w:color="000000"/>
-              <w:bottom w:val="single" w:sz="4" w:space="0" w:color="000000"/>
-              <w:right w:val="single" w:sz="4" w:space="0" w:color="000000"/>
-            </w:tcBorders>
-          </w:tcPr>
-          <w:p>
-            <w:pPr>
-              <w:pStyle w:val="Normal"/>
-              <w:pBdr/>
+            <w:tcW w:w="959" w:type="dxa"/>
+            <w:tcBorders>
+              <w:top w:val="single" w:sz="4" w:space="0" w:color="000000"/>
+              <w:left w:val="single" w:sz="4" w:space="0" w:color="000000"/>
+              <w:bottom w:val="single" w:sz="4" w:space="0" w:color="000000"/>
+              <w:right w:val="single" w:sz="4" w:space="0" w:color="000000"/>
+            </w:tcBorders>
+          </w:tcPr>
+          <w:p>
+            <w:pPr>
+              <w:pStyle w:val="Normal"/>
+              <w:rPr>
+                <w:color w:val="000000"/>
+              </w:rPr>
+            </w:pPr>
+            <w:r>
+              <w:rPr>
+                <w:color w:val="000000"/>
+              </w:rPr>
+            </w:r>
+          </w:p>
+        </w:tc>
+        <w:tc>
+          <w:tcPr>
+            <w:tcW w:w="1277" w:type="dxa"/>
+            <w:tcBorders>
+              <w:top w:val="single" w:sz="4" w:space="0" w:color="000000"/>
+              <w:left w:val="single" w:sz="4" w:space="0" w:color="000000"/>
+              <w:bottom w:val="single" w:sz="4" w:space="0" w:color="000000"/>
+              <w:right w:val="single" w:sz="4" w:space="0" w:color="000000"/>
+            </w:tcBorders>
+          </w:tcPr>
+          <w:p>
+            <w:pPr>
+              <w:pStyle w:val="Normal"/>
               <w:rPr>
                 <w:color w:val="000000"/>
               </w:rPr>
@@ -807,8 +785,7 @@
           <w:p>
             <w:pPr>
               <w:pStyle w:val="Normal"/>
-              <w:pBdr/>
-              <w:spacing w:lineRule="auto" w:line="244"/>
+              <w:spacing w:lineRule="auto" w:line="242"/>
               <w:ind w:left="9"/>
               <w:jc w:val="center"/>
               <w:rPr>
@@ -836,7 +813,6 @@
           <w:p>
             <w:pPr>
               <w:pStyle w:val="Normal"/>
-              <w:pBdr/>
               <w:rPr>
                 <w:color w:val="000000"/>
               </w:rPr>
@@ -861,7 +837,6 @@
           <w:p>
             <w:pPr>
               <w:pStyle w:val="Normal"/>
-              <w:pBdr/>
               <w:spacing w:before="51" w:after="0"/>
               <w:ind w:left="107"/>
               <w:rPr>
@@ -876,43 +851,41 @@
         </w:tc>
         <w:tc>
           <w:tcPr>
-            <w:tcW w:w="960" w:type="dxa"/>
-            <w:tcBorders>
-              <w:top w:val="single" w:sz="4" w:space="0" w:color="000000"/>
-              <w:left w:val="single" w:sz="4" w:space="0" w:color="000000"/>
-              <w:bottom w:val="single" w:sz="4" w:space="0" w:color="000000"/>
-              <w:right w:val="single" w:sz="4" w:space="0" w:color="000000"/>
-            </w:tcBorders>
-          </w:tcPr>
-          <w:p>
-            <w:pPr>
-              <w:pStyle w:val="Normal"/>
-              <w:pBdr/>
-              <w:rPr>
-                <w:color w:val="000000"/>
-              </w:rPr>
-            </w:pPr>
-            <w:r>
-              <w:rPr>
-                <w:color w:val="000000"/>
-              </w:rPr>
-            </w:r>
-          </w:p>
-        </w:tc>
-        <w:tc>
-          <w:tcPr>
-            <w:tcW w:w="1276" w:type="dxa"/>
-            <w:tcBorders>
-              <w:top w:val="single" w:sz="4" w:space="0" w:color="000000"/>
-              <w:left w:val="single" w:sz="4" w:space="0" w:color="000000"/>
-              <w:bottom w:val="single" w:sz="4" w:space="0" w:color="000000"/>
-              <w:right w:val="single" w:sz="4" w:space="0" w:color="000000"/>
-            </w:tcBorders>
-          </w:tcPr>
-          <w:p>
-            <w:pPr>
-              <w:pStyle w:val="Normal"/>
-              <w:pBdr/>
+            <w:tcW w:w="959" w:type="dxa"/>
+            <w:tcBorders>
+              <w:top w:val="single" w:sz="4" w:space="0" w:color="000000"/>
+              <w:left w:val="single" w:sz="4" w:space="0" w:color="000000"/>
+              <w:bottom w:val="single" w:sz="4" w:space="0" w:color="000000"/>
+              <w:right w:val="single" w:sz="4" w:space="0" w:color="000000"/>
+            </w:tcBorders>
+          </w:tcPr>
+          <w:p>
+            <w:pPr>
+              <w:pStyle w:val="Normal"/>
+              <w:rPr>
+                <w:color w:val="000000"/>
+              </w:rPr>
+            </w:pPr>
+            <w:r>
+              <w:rPr>
+                <w:color w:val="000000"/>
+              </w:rPr>
+            </w:r>
+          </w:p>
+        </w:tc>
+        <w:tc>
+          <w:tcPr>
+            <w:tcW w:w="1277" w:type="dxa"/>
+            <w:tcBorders>
+              <w:top w:val="single" w:sz="4" w:space="0" w:color="000000"/>
+              <w:left w:val="single" w:sz="4" w:space="0" w:color="000000"/>
+              <w:bottom w:val="single" w:sz="4" w:space="0" w:color="000000"/>
+              <w:right w:val="single" w:sz="4" w:space="0" w:color="000000"/>
+            </w:tcBorders>
+          </w:tcPr>
+          <w:p>
+            <w:pPr>
+              <w:pStyle w:val="Normal"/>
               <w:rPr>
                 <w:color w:val="000000"/>
               </w:rPr>
@@ -942,8 +915,7 @@
           <w:p>
             <w:pPr>
               <w:pStyle w:val="Normal"/>
-              <w:pBdr/>
-              <w:spacing w:lineRule="auto" w:line="244"/>
+              <w:spacing w:lineRule="auto" w:line="242"/>
               <w:ind w:left="9" w:right="5"/>
               <w:jc w:val="center"/>
               <w:rPr>
@@ -971,7 +943,6 @@
           <w:p>
             <w:pPr>
               <w:pStyle w:val="Normal"/>
-              <w:pBdr/>
               <w:rPr>
                 <w:color w:val="000000"/>
               </w:rPr>
@@ -996,8 +967,7 @@
           <w:p>
             <w:pPr>
               <w:pStyle w:val="Normal"/>
-              <w:pBdr/>
-              <w:spacing w:lineRule="auto" w:line="244" w:before="6" w:after="0"/>
+              <w:spacing w:lineRule="auto" w:line="242" w:before="6" w:after="0"/>
               <w:ind w:left="107" w:right="95"/>
               <w:rPr>
                 <w:color w:val="000000"/>
@@ -1011,43 +981,41 @@
         </w:tc>
         <w:tc>
           <w:tcPr>
-            <w:tcW w:w="960" w:type="dxa"/>
-            <w:tcBorders>
-              <w:top w:val="single" w:sz="4" w:space="0" w:color="000000"/>
-              <w:left w:val="single" w:sz="4" w:space="0" w:color="000000"/>
-              <w:bottom w:val="single" w:sz="4" w:space="0" w:color="000000"/>
-              <w:right w:val="single" w:sz="4" w:space="0" w:color="000000"/>
-            </w:tcBorders>
-          </w:tcPr>
-          <w:p>
-            <w:pPr>
-              <w:pStyle w:val="Normal"/>
-              <w:pBdr/>
-              <w:rPr>
-                <w:color w:val="000000"/>
-              </w:rPr>
-            </w:pPr>
-            <w:r>
-              <w:rPr>
-                <w:color w:val="000000"/>
-              </w:rPr>
-            </w:r>
-          </w:p>
-        </w:tc>
-        <w:tc>
-          <w:tcPr>
-            <w:tcW w:w="1276" w:type="dxa"/>
-            <w:tcBorders>
-              <w:top w:val="single" w:sz="4" w:space="0" w:color="000000"/>
-              <w:left w:val="single" w:sz="4" w:space="0" w:color="000000"/>
-              <w:bottom w:val="single" w:sz="4" w:space="0" w:color="000000"/>
-              <w:right w:val="single" w:sz="4" w:space="0" w:color="000000"/>
-            </w:tcBorders>
-          </w:tcPr>
-          <w:p>
-            <w:pPr>
-              <w:pStyle w:val="Normal"/>
-              <w:pBdr/>
+            <w:tcW w:w="959" w:type="dxa"/>
+            <w:tcBorders>
+              <w:top w:val="single" w:sz="4" w:space="0" w:color="000000"/>
+              <w:left w:val="single" w:sz="4" w:space="0" w:color="000000"/>
+              <w:bottom w:val="single" w:sz="4" w:space="0" w:color="000000"/>
+              <w:right w:val="single" w:sz="4" w:space="0" w:color="000000"/>
+            </w:tcBorders>
+          </w:tcPr>
+          <w:p>
+            <w:pPr>
+              <w:pStyle w:val="Normal"/>
+              <w:rPr>
+                <w:color w:val="000000"/>
+              </w:rPr>
+            </w:pPr>
+            <w:r>
+              <w:rPr>
+                <w:color w:val="000000"/>
+              </w:rPr>
+            </w:r>
+          </w:p>
+        </w:tc>
+        <w:tc>
+          <w:tcPr>
+            <w:tcW w:w="1277" w:type="dxa"/>
+            <w:tcBorders>
+              <w:top w:val="single" w:sz="4" w:space="0" w:color="000000"/>
+              <w:left w:val="single" w:sz="4" w:space="0" w:color="000000"/>
+              <w:bottom w:val="single" w:sz="4" w:space="0" w:color="000000"/>
+              <w:right w:val="single" w:sz="4" w:space="0" w:color="000000"/>
+            </w:tcBorders>
+          </w:tcPr>
+          <w:p>
+            <w:pPr>
+              <w:pStyle w:val="Normal"/>
               <w:rPr>
                 <w:color w:val="000000"/>
               </w:rPr>
@@ -1077,8 +1045,7 @@
           <w:p>
             <w:pPr>
               <w:pStyle w:val="Normal"/>
-              <w:pBdr/>
-              <w:spacing w:lineRule="auto" w:line="244"/>
+              <w:spacing w:lineRule="auto" w:line="242"/>
               <w:ind w:left="9" w:right="5"/>
               <w:jc w:val="center"/>
               <w:rPr>
@@ -1104,7 +1071,6 @@
           <w:p>
             <w:pPr>
               <w:pStyle w:val="Normal"/>
-              <w:pBdr/>
               <w:rPr>
                 <w:color w:val="000000"/>
               </w:rPr>
@@ -1129,56 +1095,53 @@
           <w:p>
             <w:pPr>
               <w:pStyle w:val="Normal"/>
-              <w:pBdr/>
-              <w:spacing w:lineRule="auto" w:line="244" w:before="6" w:after="0"/>
+              <w:spacing w:lineRule="auto" w:line="242" w:before="6" w:after="0"/>
               <w:ind w:left="107" w:right="95"/>
               <w:rPr/>
             </w:pPr>
             <w:r>
               <w:rPr/>
-              <w:t xml:space="preserve">Configure and demonstrate use of vulnerability assessment tool like Wireshark or SNORT. </w:t>
-            </w:r>
-          </w:p>
-        </w:tc>
-        <w:tc>
-          <w:tcPr>
-            <w:tcW w:w="960" w:type="dxa"/>
-            <w:tcBorders>
-              <w:top w:val="single" w:sz="4" w:space="0" w:color="000000"/>
-              <w:left w:val="single" w:sz="4" w:space="0" w:color="000000"/>
-              <w:bottom w:val="single" w:sz="4" w:space="0" w:color="000000"/>
-              <w:right w:val="single" w:sz="4" w:space="0" w:color="000000"/>
-            </w:tcBorders>
-          </w:tcPr>
-          <w:p>
-            <w:pPr>
-              <w:pStyle w:val="Normal"/>
-              <w:pBdr/>
-              <w:rPr>
-                <w:color w:val="000000"/>
-              </w:rPr>
-            </w:pPr>
-            <w:r>
-              <w:rPr>
-                <w:color w:val="000000"/>
-              </w:rPr>
-            </w:r>
-          </w:p>
-        </w:tc>
-        <w:tc>
-          <w:tcPr>
-            <w:tcW w:w="1276" w:type="dxa"/>
-            <w:tcBorders>
-              <w:top w:val="single" w:sz="4" w:space="0" w:color="000000"/>
-              <w:left w:val="single" w:sz="4" w:space="0" w:color="000000"/>
-              <w:bottom w:val="single" w:sz="4" w:space="0" w:color="000000"/>
-              <w:right w:val="single" w:sz="4" w:space="0" w:color="000000"/>
-            </w:tcBorders>
-          </w:tcPr>
-          <w:p>
-            <w:pPr>
-              <w:pStyle w:val="Normal"/>
-              <w:pBdr/>
+              <w:t>Configure and demonstrate use of vulnerability assessment tool like Wireshark or SNORT.</w:t>
+            </w:r>
+          </w:p>
+        </w:tc>
+        <w:tc>
+          <w:tcPr>
+            <w:tcW w:w="959" w:type="dxa"/>
+            <w:tcBorders>
+              <w:top w:val="single" w:sz="4" w:space="0" w:color="000000"/>
+              <w:left w:val="single" w:sz="4" w:space="0" w:color="000000"/>
+              <w:bottom w:val="single" w:sz="4" w:space="0" w:color="000000"/>
+              <w:right w:val="single" w:sz="4" w:space="0" w:color="000000"/>
+            </w:tcBorders>
+          </w:tcPr>
+          <w:p>
+            <w:pPr>
+              <w:pStyle w:val="Normal"/>
+              <w:rPr>
+                <w:color w:val="000000"/>
+              </w:rPr>
+            </w:pPr>
+            <w:r>
+              <w:rPr>
+                <w:color w:val="000000"/>
+              </w:rPr>
+            </w:r>
+          </w:p>
+        </w:tc>
+        <w:tc>
+          <w:tcPr>
+            <w:tcW w:w="1277" w:type="dxa"/>
+            <w:tcBorders>
+              <w:top w:val="single" w:sz="4" w:space="0" w:color="000000"/>
+              <w:left w:val="single" w:sz="4" w:space="0" w:color="000000"/>
+              <w:bottom w:val="single" w:sz="4" w:space="0" w:color="000000"/>
+              <w:right w:val="single" w:sz="4" w:space="0" w:color="000000"/>
+            </w:tcBorders>
+          </w:tcPr>
+          <w:p>
+            <w:pPr>
+              <w:pStyle w:val="Normal"/>
               <w:rPr>
                 <w:color w:val="000000"/>
               </w:rPr>
@@ -1208,8 +1171,7 @@
           <w:p>
             <w:pPr>
               <w:pStyle w:val="Normal"/>
-              <w:pBdr/>
-              <w:spacing w:lineRule="auto" w:line="244"/>
+              <w:spacing w:lineRule="auto" w:line="242"/>
               <w:ind w:left="9" w:right="5"/>
               <w:jc w:val="center"/>
               <w:rPr>
@@ -1235,7 +1197,6 @@
           <w:p>
             <w:pPr>
               <w:pStyle w:val="Normal"/>
-              <w:pBdr/>
               <w:rPr>
                 <w:color w:val="000000"/>
               </w:rPr>
@@ -1260,56 +1221,53 @@
           <w:p>
             <w:pPr>
               <w:pStyle w:val="Normal"/>
-              <w:pBdr/>
-              <w:spacing w:lineRule="auto" w:line="244" w:before="6" w:after="0"/>
+              <w:spacing w:lineRule="auto" w:line="242" w:before="6" w:after="0"/>
               <w:ind w:left="107" w:right="95"/>
               <w:rPr/>
             </w:pPr>
             <w:r>
               <w:rPr/>
-              <w:t xml:space="preserve">Study of Honeypot </w:t>
-            </w:r>
-          </w:p>
-        </w:tc>
-        <w:tc>
-          <w:tcPr>
-            <w:tcW w:w="960" w:type="dxa"/>
-            <w:tcBorders>
-              <w:top w:val="single" w:sz="4" w:space="0" w:color="000000"/>
-              <w:left w:val="single" w:sz="4" w:space="0" w:color="000000"/>
-              <w:bottom w:val="single" w:sz="4" w:space="0" w:color="000000"/>
-              <w:right w:val="single" w:sz="4" w:space="0" w:color="000000"/>
-            </w:tcBorders>
-          </w:tcPr>
-          <w:p>
-            <w:pPr>
-              <w:pStyle w:val="Normal"/>
-              <w:pBdr/>
-              <w:rPr>
-                <w:color w:val="000000"/>
-              </w:rPr>
-            </w:pPr>
-            <w:r>
-              <w:rPr>
-                <w:color w:val="000000"/>
-              </w:rPr>
-            </w:r>
-          </w:p>
-        </w:tc>
-        <w:tc>
-          <w:tcPr>
-            <w:tcW w:w="1276" w:type="dxa"/>
-            <w:tcBorders>
-              <w:top w:val="single" w:sz="4" w:space="0" w:color="000000"/>
-              <w:left w:val="single" w:sz="4" w:space="0" w:color="000000"/>
-              <w:bottom w:val="single" w:sz="4" w:space="0" w:color="000000"/>
-              <w:right w:val="single" w:sz="4" w:space="0" w:color="000000"/>
-            </w:tcBorders>
-          </w:tcPr>
-          <w:p>
-            <w:pPr>
-              <w:pStyle w:val="Normal"/>
-              <w:pBdr/>
+              <w:t>Study of Honeypot</w:t>
+            </w:r>
+          </w:p>
+        </w:tc>
+        <w:tc>
+          <w:tcPr>
+            <w:tcW w:w="959" w:type="dxa"/>
+            <w:tcBorders>
+              <w:top w:val="single" w:sz="4" w:space="0" w:color="000000"/>
+              <w:left w:val="single" w:sz="4" w:space="0" w:color="000000"/>
+              <w:bottom w:val="single" w:sz="4" w:space="0" w:color="000000"/>
+              <w:right w:val="single" w:sz="4" w:space="0" w:color="000000"/>
+            </w:tcBorders>
+          </w:tcPr>
+          <w:p>
+            <w:pPr>
+              <w:pStyle w:val="Normal"/>
+              <w:rPr>
+                <w:color w:val="000000"/>
+              </w:rPr>
+            </w:pPr>
+            <w:r>
+              <w:rPr>
+                <w:color w:val="000000"/>
+              </w:rPr>
+            </w:r>
+          </w:p>
+        </w:tc>
+        <w:tc>
+          <w:tcPr>
+            <w:tcW w:w="1277" w:type="dxa"/>
+            <w:tcBorders>
+              <w:top w:val="single" w:sz="4" w:space="0" w:color="000000"/>
+              <w:left w:val="single" w:sz="4" w:space="0" w:color="000000"/>
+              <w:bottom w:val="single" w:sz="4" w:space="0" w:color="000000"/>
+              <w:right w:val="single" w:sz="4" w:space="0" w:color="000000"/>
+            </w:tcBorders>
+          </w:tcPr>
+          <w:p>
+            <w:pPr>
+              <w:pStyle w:val="Normal"/>
               <w:rPr>
                 <w:color w:val="000000"/>
               </w:rPr>
@@ -1339,8 +1297,7 @@
           <w:p>
             <w:pPr>
               <w:pStyle w:val="Normal"/>
-              <w:pBdr/>
-              <w:spacing w:lineRule="auto" w:line="244"/>
+              <w:spacing w:lineRule="auto" w:line="242"/>
               <w:ind w:left="9" w:right="5"/>
               <w:jc w:val="center"/>
               <w:rPr>
@@ -1366,7 +1323,6 @@
           <w:p>
             <w:pPr>
               <w:pStyle w:val="Normal"/>
-              <w:pBdr/>
               <w:rPr>
                 <w:color w:val="000000"/>
               </w:rPr>
@@ -1391,8 +1347,7 @@
           <w:p>
             <w:pPr>
               <w:pStyle w:val="Normal"/>
-              <w:pBdr/>
-              <w:spacing w:lineRule="auto" w:line="249"/>
+              <w:spacing w:lineRule="auto" w:line="247"/>
               <w:ind w:left="2462"/>
               <w:rPr>
                 <w:b/>
@@ -1412,7 +1367,6 @@
           <w:p>
             <w:pPr>
               <w:pStyle w:val="Normal"/>
-              <w:pBdr/>
               <w:spacing w:lineRule="auto" w:line="264"/>
               <w:ind w:left="107"/>
               <w:jc w:val="center"/>
@@ -1436,43 +1390,41 @@
         </w:tc>
         <w:tc>
           <w:tcPr>
-            <w:tcW w:w="960" w:type="dxa"/>
-            <w:tcBorders>
-              <w:top w:val="single" w:sz="4" w:space="0" w:color="000000"/>
-              <w:left w:val="single" w:sz="4" w:space="0" w:color="000000"/>
-              <w:bottom w:val="single" w:sz="4" w:space="0" w:color="000000"/>
-              <w:right w:val="single" w:sz="4" w:space="0" w:color="000000"/>
-            </w:tcBorders>
-          </w:tcPr>
-          <w:p>
-            <w:pPr>
-              <w:pStyle w:val="Normal"/>
-              <w:pBdr/>
-              <w:rPr>
-                <w:color w:val="000000"/>
-              </w:rPr>
-            </w:pPr>
-            <w:r>
-              <w:rPr>
-                <w:color w:val="000000"/>
-              </w:rPr>
-            </w:r>
-          </w:p>
-        </w:tc>
-        <w:tc>
-          <w:tcPr>
-            <w:tcW w:w="1276" w:type="dxa"/>
-            <w:tcBorders>
-              <w:top w:val="single" w:sz="4" w:space="0" w:color="000000"/>
-              <w:left w:val="single" w:sz="4" w:space="0" w:color="000000"/>
-              <w:bottom w:val="single" w:sz="4" w:space="0" w:color="000000"/>
-              <w:right w:val="single" w:sz="4" w:space="0" w:color="000000"/>
-            </w:tcBorders>
-          </w:tcPr>
-          <w:p>
-            <w:pPr>
-              <w:pStyle w:val="Normal"/>
-              <w:pBdr/>
+            <w:tcW w:w="959" w:type="dxa"/>
+            <w:tcBorders>
+              <w:top w:val="single" w:sz="4" w:space="0" w:color="000000"/>
+              <w:left w:val="single" w:sz="4" w:space="0" w:color="000000"/>
+              <w:bottom w:val="single" w:sz="4" w:space="0" w:color="000000"/>
+              <w:right w:val="single" w:sz="4" w:space="0" w:color="000000"/>
+            </w:tcBorders>
+          </w:tcPr>
+          <w:p>
+            <w:pPr>
+              <w:pStyle w:val="Normal"/>
+              <w:rPr>
+                <w:color w:val="000000"/>
+              </w:rPr>
+            </w:pPr>
+            <w:r>
+              <w:rPr>
+                <w:color w:val="000000"/>
+              </w:rPr>
+            </w:r>
+          </w:p>
+        </w:tc>
+        <w:tc>
+          <w:tcPr>
+            <w:tcW w:w="1277" w:type="dxa"/>
+            <w:tcBorders>
+              <w:top w:val="single" w:sz="4" w:space="0" w:color="000000"/>
+              <w:left w:val="single" w:sz="4" w:space="0" w:color="000000"/>
+              <w:bottom w:val="single" w:sz="4" w:space="0" w:color="000000"/>
+              <w:right w:val="single" w:sz="4" w:space="0" w:color="000000"/>
+            </w:tcBorders>
+          </w:tcPr>
+          <w:p>
+            <w:pPr>
+              <w:pStyle w:val="Normal"/>
               <w:rPr>
                 <w:color w:val="000000"/>
               </w:rPr>
@@ -1503,8 +1455,7 @@
           <w:p>
             <w:pPr>
               <w:pStyle w:val="Normal"/>
-              <w:pBdr/>
-              <w:spacing w:lineRule="auto" w:line="249"/>
+              <w:spacing w:lineRule="auto" w:line="247"/>
               <w:ind w:left="10"/>
               <w:jc w:val="center"/>
               <w:rPr>
@@ -1519,7 +1470,7 @@
                 <w:bCs/>
                 <w:color w:val="000000"/>
               </w:rPr>
-              <w:t xml:space="preserve">Group B: Software Testing and Quality Assurance </w:t>
+              <w:t>Group B: Software Testing and Quality Assurance</w:t>
             </w:r>
           </w:p>
         </w:tc>
@@ -1541,8 +1492,7 @@
           <w:p>
             <w:pPr>
               <w:pStyle w:val="Normal"/>
-              <w:pBdr/>
-              <w:spacing w:lineRule="auto" w:line="244"/>
+              <w:spacing w:lineRule="auto" w:line="242"/>
               <w:ind w:left="9" w:right="5"/>
               <w:jc w:val="center"/>
               <w:rPr>
@@ -1570,7 +1520,6 @@
           <w:p>
             <w:pPr>
               <w:pStyle w:val="Normal"/>
-              <w:pBdr/>
               <w:rPr>
                 <w:color w:val="000000"/>
               </w:rPr>
@@ -1595,7 +1544,6 @@
           <w:p>
             <w:pPr>
               <w:pStyle w:val="Normal"/>
-              <w:pBdr/>
               <w:spacing w:lineRule="auto" w:line="252"/>
               <w:ind w:left="107" w:right="98"/>
               <w:jc w:val="both"/>
@@ -1611,43 +1559,41 @@
         </w:tc>
         <w:tc>
           <w:tcPr>
-            <w:tcW w:w="960" w:type="dxa"/>
-            <w:tcBorders>
-              <w:top w:val="single" w:sz="4" w:space="0" w:color="000000"/>
-              <w:left w:val="single" w:sz="4" w:space="0" w:color="000000"/>
-              <w:bottom w:val="single" w:sz="4" w:space="0" w:color="000000"/>
-              <w:right w:val="single" w:sz="4" w:space="0" w:color="000000"/>
-            </w:tcBorders>
-          </w:tcPr>
-          <w:p>
-            <w:pPr>
-              <w:pStyle w:val="Normal"/>
-              <w:pBdr/>
-              <w:rPr>
-                <w:color w:val="000000"/>
-              </w:rPr>
-            </w:pPr>
-            <w:r>
-              <w:rPr>
-                <w:color w:val="000000"/>
-              </w:rPr>
-            </w:r>
-          </w:p>
-        </w:tc>
-        <w:tc>
-          <w:tcPr>
-            <w:tcW w:w="1276" w:type="dxa"/>
-            <w:tcBorders>
-              <w:top w:val="single" w:sz="4" w:space="0" w:color="000000"/>
-              <w:left w:val="single" w:sz="4" w:space="0" w:color="000000"/>
-              <w:bottom w:val="single" w:sz="4" w:space="0" w:color="000000"/>
-              <w:right w:val="single" w:sz="4" w:space="0" w:color="000000"/>
-            </w:tcBorders>
-          </w:tcPr>
-          <w:p>
-            <w:pPr>
-              <w:pStyle w:val="Normal"/>
-              <w:pBdr/>
+            <w:tcW w:w="959" w:type="dxa"/>
+            <w:tcBorders>
+              <w:top w:val="single" w:sz="4" w:space="0" w:color="000000"/>
+              <w:left w:val="single" w:sz="4" w:space="0" w:color="000000"/>
+              <w:bottom w:val="single" w:sz="4" w:space="0" w:color="000000"/>
+              <w:right w:val="single" w:sz="4" w:space="0" w:color="000000"/>
+            </w:tcBorders>
+          </w:tcPr>
+          <w:p>
+            <w:pPr>
+              <w:pStyle w:val="Normal"/>
+              <w:rPr>
+                <w:color w:val="000000"/>
+              </w:rPr>
+            </w:pPr>
+            <w:r>
+              <w:rPr>
+                <w:color w:val="000000"/>
+              </w:rPr>
+            </w:r>
+          </w:p>
+        </w:tc>
+        <w:tc>
+          <w:tcPr>
+            <w:tcW w:w="1277" w:type="dxa"/>
+            <w:tcBorders>
+              <w:top w:val="single" w:sz="4" w:space="0" w:color="000000"/>
+              <w:left w:val="single" w:sz="4" w:space="0" w:color="000000"/>
+              <w:bottom w:val="single" w:sz="4" w:space="0" w:color="000000"/>
+              <w:right w:val="single" w:sz="4" w:space="0" w:color="000000"/>
+            </w:tcBorders>
+          </w:tcPr>
+          <w:p>
+            <w:pPr>
+              <w:pStyle w:val="Normal"/>
               <w:rPr>
                 <w:color w:val="000000"/>
               </w:rPr>
@@ -1677,8 +1623,7 @@
           <w:p>
             <w:pPr>
               <w:pStyle w:val="Normal"/>
-              <w:pBdr/>
-              <w:spacing w:lineRule="auto" w:line="244"/>
+              <w:spacing w:lineRule="auto" w:line="242"/>
               <w:ind w:left="9" w:right="5"/>
               <w:jc w:val="center"/>
               <w:rPr>
@@ -1706,7 +1651,6 @@
           <w:p>
             <w:pPr>
               <w:pStyle w:val="Normal"/>
-              <w:pBdr/>
               <w:rPr>
                 <w:color w:val="000000"/>
               </w:rPr>
@@ -1731,7 +1675,6 @@
           <w:p>
             <w:pPr>
               <w:pStyle w:val="Normal"/>
-              <w:pBdr/>
               <w:spacing w:lineRule="auto" w:line="252"/>
               <w:ind w:left="107"/>
               <w:rPr>
@@ -1746,43 +1689,41 @@
         </w:tc>
         <w:tc>
           <w:tcPr>
-            <w:tcW w:w="960" w:type="dxa"/>
-            <w:tcBorders>
-              <w:top w:val="single" w:sz="4" w:space="0" w:color="000000"/>
-              <w:left w:val="single" w:sz="4" w:space="0" w:color="000000"/>
-              <w:bottom w:val="single" w:sz="4" w:space="0" w:color="000000"/>
-              <w:right w:val="single" w:sz="4" w:space="0" w:color="000000"/>
-            </w:tcBorders>
-          </w:tcPr>
-          <w:p>
-            <w:pPr>
-              <w:pStyle w:val="Normal"/>
-              <w:pBdr/>
-              <w:rPr>
-                <w:color w:val="000000"/>
-              </w:rPr>
-            </w:pPr>
-            <w:r>
-              <w:rPr>
-                <w:color w:val="000000"/>
-              </w:rPr>
-            </w:r>
-          </w:p>
-        </w:tc>
-        <w:tc>
-          <w:tcPr>
-            <w:tcW w:w="1276" w:type="dxa"/>
-            <w:tcBorders>
-              <w:top w:val="single" w:sz="4" w:space="0" w:color="000000"/>
-              <w:left w:val="single" w:sz="4" w:space="0" w:color="000000"/>
-              <w:bottom w:val="single" w:sz="4" w:space="0" w:color="000000"/>
-              <w:right w:val="single" w:sz="4" w:space="0" w:color="000000"/>
-            </w:tcBorders>
-          </w:tcPr>
-          <w:p>
-            <w:pPr>
-              <w:pStyle w:val="Normal"/>
-              <w:pBdr/>
+            <w:tcW w:w="959" w:type="dxa"/>
+            <w:tcBorders>
+              <w:top w:val="single" w:sz="4" w:space="0" w:color="000000"/>
+              <w:left w:val="single" w:sz="4" w:space="0" w:color="000000"/>
+              <w:bottom w:val="single" w:sz="4" w:space="0" w:color="000000"/>
+              <w:right w:val="single" w:sz="4" w:space="0" w:color="000000"/>
+            </w:tcBorders>
+          </w:tcPr>
+          <w:p>
+            <w:pPr>
+              <w:pStyle w:val="Normal"/>
+              <w:rPr>
+                <w:color w:val="000000"/>
+              </w:rPr>
+            </w:pPr>
+            <w:r>
+              <w:rPr>
+                <w:color w:val="000000"/>
+              </w:rPr>
+            </w:r>
+          </w:p>
+        </w:tc>
+        <w:tc>
+          <w:tcPr>
+            <w:tcW w:w="1277" w:type="dxa"/>
+            <w:tcBorders>
+              <w:top w:val="single" w:sz="4" w:space="0" w:color="000000"/>
+              <w:left w:val="single" w:sz="4" w:space="0" w:color="000000"/>
+              <w:bottom w:val="single" w:sz="4" w:space="0" w:color="000000"/>
+              <w:right w:val="single" w:sz="4" w:space="0" w:color="000000"/>
+            </w:tcBorders>
+          </w:tcPr>
+          <w:p>
+            <w:pPr>
+              <w:pStyle w:val="Normal"/>
               <w:rPr>
                 <w:color w:val="000000"/>
               </w:rPr>
@@ -1812,8 +1753,7 @@
           <w:p>
             <w:pPr>
               <w:pStyle w:val="Normal"/>
-              <w:pBdr/>
-              <w:spacing w:lineRule="auto" w:line="244"/>
+              <w:spacing w:lineRule="auto" w:line="242"/>
               <w:ind w:left="9" w:right="5"/>
               <w:jc w:val="center"/>
               <w:rPr>
@@ -1841,7 +1781,6 @@
           <w:p>
             <w:pPr>
               <w:pStyle w:val="Normal"/>
-              <w:pBdr/>
               <w:rPr>
                 <w:color w:val="000000"/>
               </w:rPr>
@@ -1866,7 +1805,6 @@
           <w:p>
             <w:pPr>
               <w:pStyle w:val="Normal"/>
-              <w:pBdr/>
               <w:rPr>
                 <w:color w:val="000000"/>
               </w:rPr>
@@ -1883,43 +1821,41 @@
         </w:tc>
         <w:tc>
           <w:tcPr>
-            <w:tcW w:w="960" w:type="dxa"/>
-            <w:tcBorders>
-              <w:top w:val="single" w:sz="4" w:space="0" w:color="000000"/>
-              <w:left w:val="single" w:sz="4" w:space="0" w:color="000000"/>
-              <w:bottom w:val="single" w:sz="4" w:space="0" w:color="000000"/>
-              <w:right w:val="single" w:sz="4" w:space="0" w:color="000000"/>
-            </w:tcBorders>
-          </w:tcPr>
-          <w:p>
-            <w:pPr>
-              <w:pStyle w:val="Normal"/>
-              <w:pBdr/>
-              <w:rPr>
-                <w:color w:val="000000"/>
-              </w:rPr>
-            </w:pPr>
-            <w:r>
-              <w:rPr>
-                <w:color w:val="000000"/>
-              </w:rPr>
-            </w:r>
-          </w:p>
-        </w:tc>
-        <w:tc>
-          <w:tcPr>
-            <w:tcW w:w="1276" w:type="dxa"/>
-            <w:tcBorders>
-              <w:top w:val="single" w:sz="4" w:space="0" w:color="000000"/>
-              <w:left w:val="single" w:sz="4" w:space="0" w:color="000000"/>
-              <w:bottom w:val="single" w:sz="4" w:space="0" w:color="000000"/>
-              <w:right w:val="single" w:sz="4" w:space="0" w:color="000000"/>
-            </w:tcBorders>
-          </w:tcPr>
-          <w:p>
-            <w:pPr>
-              <w:pStyle w:val="Normal"/>
-              <w:pBdr/>
+            <w:tcW w:w="959" w:type="dxa"/>
+            <w:tcBorders>
+              <w:top w:val="single" w:sz="4" w:space="0" w:color="000000"/>
+              <w:left w:val="single" w:sz="4" w:space="0" w:color="000000"/>
+              <w:bottom w:val="single" w:sz="4" w:space="0" w:color="000000"/>
+              <w:right w:val="single" w:sz="4" w:space="0" w:color="000000"/>
+            </w:tcBorders>
+          </w:tcPr>
+          <w:p>
+            <w:pPr>
+              <w:pStyle w:val="Normal"/>
+              <w:rPr>
+                <w:color w:val="000000"/>
+              </w:rPr>
+            </w:pPr>
+            <w:r>
+              <w:rPr>
+                <w:color w:val="000000"/>
+              </w:rPr>
+            </w:r>
+          </w:p>
+        </w:tc>
+        <w:tc>
+          <w:tcPr>
+            <w:tcW w:w="1277" w:type="dxa"/>
+            <w:tcBorders>
+              <w:top w:val="single" w:sz="4" w:space="0" w:color="000000"/>
+              <w:left w:val="single" w:sz="4" w:space="0" w:color="000000"/>
+              <w:bottom w:val="single" w:sz="4" w:space="0" w:color="000000"/>
+              <w:right w:val="single" w:sz="4" w:space="0" w:color="000000"/>
+            </w:tcBorders>
+          </w:tcPr>
+          <w:p>
+            <w:pPr>
+              <w:pStyle w:val="Normal"/>
               <w:rPr>
                 <w:color w:val="000000"/>
               </w:rPr>
@@ -1949,8 +1885,7 @@
           <w:p>
             <w:pPr>
               <w:pStyle w:val="Normal"/>
-              <w:pBdr/>
-              <w:spacing w:lineRule="auto" w:line="244"/>
+              <w:spacing w:lineRule="auto" w:line="242"/>
               <w:ind w:left="9" w:right="5"/>
               <w:jc w:val="center"/>
               <w:rPr>
@@ -1978,7 +1913,6 @@
           <w:p>
             <w:pPr>
               <w:pStyle w:val="Normal"/>
-              <w:pBdr/>
               <w:rPr>
                 <w:color w:val="000000"/>
               </w:rPr>
@@ -2003,7 +1937,6 @@
           <w:p>
             <w:pPr>
               <w:pStyle w:val="Normal"/>
-              <w:pBdr/>
               <w:spacing w:before="13" w:after="0"/>
               <w:rPr>
                 <w:color w:val="000000"/>
@@ -2015,49 +1948,47 @@
             </w:r>
             <w:r>
               <w:rPr/>
-              <w:t xml:space="preserve">Installation of Selenium grid and selenium Web driver java eclipse (automation tools). </w:t>
-            </w:r>
-          </w:p>
-        </w:tc>
-        <w:tc>
-          <w:tcPr>
-            <w:tcW w:w="960" w:type="dxa"/>
-            <w:tcBorders>
-              <w:top w:val="single" w:sz="4" w:space="0" w:color="000000"/>
-              <w:left w:val="single" w:sz="4" w:space="0" w:color="000000"/>
-              <w:bottom w:val="single" w:sz="4" w:space="0" w:color="000000"/>
-              <w:right w:val="single" w:sz="4" w:space="0" w:color="000000"/>
-            </w:tcBorders>
-          </w:tcPr>
-          <w:p>
-            <w:pPr>
-              <w:pStyle w:val="Normal"/>
-              <w:pBdr/>
-              <w:rPr>
-                <w:color w:val="000000"/>
-              </w:rPr>
-            </w:pPr>
-            <w:r>
-              <w:rPr>
-                <w:color w:val="000000"/>
-              </w:rPr>
-            </w:r>
-          </w:p>
-        </w:tc>
-        <w:tc>
-          <w:tcPr>
-            <w:tcW w:w="1276" w:type="dxa"/>
-            <w:tcBorders>
-              <w:top w:val="single" w:sz="4" w:space="0" w:color="000000"/>
-              <w:left w:val="single" w:sz="4" w:space="0" w:color="000000"/>
-              <w:bottom w:val="single" w:sz="4" w:space="0" w:color="000000"/>
-              <w:right w:val="single" w:sz="4" w:space="0" w:color="000000"/>
-            </w:tcBorders>
-          </w:tcPr>
-          <w:p>
-            <w:pPr>
-              <w:pStyle w:val="Normal"/>
-              <w:pBdr/>
+              <w:t>Installation of Selenium grid and selenium Web driver java eclipse (automation tools).</w:t>
+            </w:r>
+          </w:p>
+        </w:tc>
+        <w:tc>
+          <w:tcPr>
+            <w:tcW w:w="959" w:type="dxa"/>
+            <w:tcBorders>
+              <w:top w:val="single" w:sz="4" w:space="0" w:color="000000"/>
+              <w:left w:val="single" w:sz="4" w:space="0" w:color="000000"/>
+              <w:bottom w:val="single" w:sz="4" w:space="0" w:color="000000"/>
+              <w:right w:val="single" w:sz="4" w:space="0" w:color="000000"/>
+            </w:tcBorders>
+          </w:tcPr>
+          <w:p>
+            <w:pPr>
+              <w:pStyle w:val="Normal"/>
+              <w:rPr>
+                <w:color w:val="000000"/>
+              </w:rPr>
+            </w:pPr>
+            <w:r>
+              <w:rPr>
+                <w:color w:val="000000"/>
+              </w:rPr>
+            </w:r>
+          </w:p>
+        </w:tc>
+        <w:tc>
+          <w:tcPr>
+            <w:tcW w:w="1277" w:type="dxa"/>
+            <w:tcBorders>
+              <w:top w:val="single" w:sz="4" w:space="0" w:color="000000"/>
+              <w:left w:val="single" w:sz="4" w:space="0" w:color="000000"/>
+              <w:bottom w:val="single" w:sz="4" w:space="0" w:color="000000"/>
+              <w:right w:val="single" w:sz="4" w:space="0" w:color="000000"/>
+            </w:tcBorders>
+          </w:tcPr>
+          <w:p>
+            <w:pPr>
+              <w:pStyle w:val="Normal"/>
               <w:rPr>
                 <w:color w:val="000000"/>
               </w:rPr>
@@ -2087,8 +2018,7 @@
           <w:p>
             <w:pPr>
               <w:pStyle w:val="Normal"/>
-              <w:pBdr/>
-              <w:spacing w:lineRule="auto" w:line="244"/>
+              <w:spacing w:lineRule="auto" w:line="242"/>
               <w:ind w:left="9" w:right="5"/>
               <w:jc w:val="center"/>
               <w:rPr>
@@ -2116,7 +2046,6 @@
           <w:p>
             <w:pPr>
               <w:pStyle w:val="Normal"/>
-              <w:pBdr/>
               <w:rPr>
                 <w:color w:val="000000"/>
               </w:rPr>
@@ -2141,7 +2070,6 @@
           <w:p>
             <w:pPr>
               <w:pStyle w:val="Normal"/>
-              <w:pBdr/>
               <w:ind w:left="107"/>
               <w:rPr>
                 <w:color w:val="000000"/>
@@ -2155,43 +2083,41 @@
         </w:tc>
         <w:tc>
           <w:tcPr>
-            <w:tcW w:w="960" w:type="dxa"/>
-            <w:tcBorders>
-              <w:top w:val="single" w:sz="4" w:space="0" w:color="000000"/>
-              <w:left w:val="single" w:sz="4" w:space="0" w:color="000000"/>
-              <w:bottom w:val="single" w:sz="4" w:space="0" w:color="000000"/>
-              <w:right w:val="single" w:sz="4" w:space="0" w:color="000000"/>
-            </w:tcBorders>
-          </w:tcPr>
-          <w:p>
-            <w:pPr>
-              <w:pStyle w:val="Normal"/>
-              <w:pBdr/>
-              <w:rPr>
-                <w:color w:val="000000"/>
-              </w:rPr>
-            </w:pPr>
-            <w:r>
-              <w:rPr>
-                <w:color w:val="000000"/>
-              </w:rPr>
-            </w:r>
-          </w:p>
-        </w:tc>
-        <w:tc>
-          <w:tcPr>
-            <w:tcW w:w="1276" w:type="dxa"/>
-            <w:tcBorders>
-              <w:top w:val="single" w:sz="4" w:space="0" w:color="000000"/>
-              <w:left w:val="single" w:sz="4" w:space="0" w:color="000000"/>
-              <w:bottom w:val="single" w:sz="4" w:space="0" w:color="000000"/>
-              <w:right w:val="single" w:sz="4" w:space="0" w:color="000000"/>
-            </w:tcBorders>
-          </w:tcPr>
-          <w:p>
-            <w:pPr>
-              <w:pStyle w:val="Normal"/>
-              <w:pBdr/>
+            <w:tcW w:w="959" w:type="dxa"/>
+            <w:tcBorders>
+              <w:top w:val="single" w:sz="4" w:space="0" w:color="000000"/>
+              <w:left w:val="single" w:sz="4" w:space="0" w:color="000000"/>
+              <w:bottom w:val="single" w:sz="4" w:space="0" w:color="000000"/>
+              <w:right w:val="single" w:sz="4" w:space="0" w:color="000000"/>
+            </w:tcBorders>
+          </w:tcPr>
+          <w:p>
+            <w:pPr>
+              <w:pStyle w:val="Normal"/>
+              <w:rPr>
+                <w:color w:val="000000"/>
+              </w:rPr>
+            </w:pPr>
+            <w:r>
+              <w:rPr>
+                <w:color w:val="000000"/>
+              </w:rPr>
+            </w:r>
+          </w:p>
+        </w:tc>
+        <w:tc>
+          <w:tcPr>
+            <w:tcW w:w="1277" w:type="dxa"/>
+            <w:tcBorders>
+              <w:top w:val="single" w:sz="4" w:space="0" w:color="000000"/>
+              <w:left w:val="single" w:sz="4" w:space="0" w:color="000000"/>
+              <w:bottom w:val="single" w:sz="4" w:space="0" w:color="000000"/>
+              <w:right w:val="single" w:sz="4" w:space="0" w:color="000000"/>
+            </w:tcBorders>
+          </w:tcPr>
+          <w:p>
+            <w:pPr>
+              <w:pStyle w:val="Normal"/>
               <w:rPr>
                 <w:color w:val="000000"/>
               </w:rPr>
@@ -2221,8 +2147,7 @@
           <w:p>
             <w:pPr>
               <w:pStyle w:val="Normal"/>
-              <w:pBdr/>
-              <w:spacing w:lineRule="auto" w:line="244"/>
+              <w:spacing w:lineRule="auto" w:line="242"/>
               <w:ind w:left="9" w:right="5"/>
               <w:jc w:val="center"/>
               <w:rPr>
@@ -2248,7 +2173,6 @@
           <w:p>
             <w:pPr>
               <w:pStyle w:val="Normal"/>
-              <w:pBdr/>
               <w:rPr>
                 <w:color w:val="000000"/>
               </w:rPr>
@@ -2273,7 +2197,7 @@
           <w:p>
             <w:pPr>
               <w:pStyle w:val="Normal"/>
-              <w:spacing w:lineRule="auto" w:line="249"/>
+              <w:spacing w:lineRule="auto" w:line="247"/>
               <w:ind w:left="2462"/>
               <w:rPr>
                 <w:b/>
@@ -2291,7 +2215,7 @@
           <w:p>
             <w:pPr>
               <w:pStyle w:val="Normal"/>
-              <w:spacing w:lineRule="auto" w:line="249"/>
+              <w:spacing w:lineRule="auto" w:line="247"/>
               <w:jc w:val="center"/>
               <w:rPr/>
             </w:pPr>
@@ -2303,17 +2227,7 @@
                 <w:color w:val="000000"/>
                 <w:szCs w:val="24"/>
               </w:rPr>
-              <w:t>Software Testing and Quality Assurance of a Student Result Management System (SRMS</w:t>
-            </w:r>
-            <w:r>
-              <w:rPr>
-                <w:rFonts w:cs="Times New Roman"/>
-                <w:b w:val="false"/>
-                <w:bCs w:val="false"/>
-                <w:color w:val="000000"/>
-                <w:szCs w:val="24"/>
-              </w:rPr>
-              <w:t>)</w:t>
+              <w:t>Software Testing and Quality Assurance of a Student Result Management System (SRMS)</w:t>
             </w:r>
           </w:p>
           <w:p>
@@ -2330,43 +2244,41 @@
         </w:tc>
         <w:tc>
           <w:tcPr>
-            <w:tcW w:w="960" w:type="dxa"/>
-            <w:tcBorders>
-              <w:top w:val="single" w:sz="4" w:space="0" w:color="000000"/>
-              <w:left w:val="single" w:sz="4" w:space="0" w:color="000000"/>
-              <w:bottom w:val="single" w:sz="4" w:space="0" w:color="000000"/>
-              <w:right w:val="single" w:sz="4" w:space="0" w:color="000000"/>
-            </w:tcBorders>
-          </w:tcPr>
-          <w:p>
-            <w:pPr>
-              <w:pStyle w:val="Normal"/>
-              <w:pBdr/>
-              <w:rPr>
-                <w:color w:val="000000"/>
-              </w:rPr>
-            </w:pPr>
-            <w:r>
-              <w:rPr>
-                <w:color w:val="000000"/>
-              </w:rPr>
-            </w:r>
-          </w:p>
-        </w:tc>
-        <w:tc>
-          <w:tcPr>
-            <w:tcW w:w="1276" w:type="dxa"/>
-            <w:tcBorders>
-              <w:top w:val="single" w:sz="4" w:space="0" w:color="000000"/>
-              <w:left w:val="single" w:sz="4" w:space="0" w:color="000000"/>
-              <w:bottom w:val="single" w:sz="4" w:space="0" w:color="000000"/>
-              <w:right w:val="single" w:sz="4" w:space="0" w:color="000000"/>
-            </w:tcBorders>
-          </w:tcPr>
-          <w:p>
-            <w:pPr>
-              <w:pStyle w:val="Normal"/>
-              <w:pBdr/>
+            <w:tcW w:w="959" w:type="dxa"/>
+            <w:tcBorders>
+              <w:top w:val="single" w:sz="4" w:space="0" w:color="000000"/>
+              <w:left w:val="single" w:sz="4" w:space="0" w:color="000000"/>
+              <w:bottom w:val="single" w:sz="4" w:space="0" w:color="000000"/>
+              <w:right w:val="single" w:sz="4" w:space="0" w:color="000000"/>
+            </w:tcBorders>
+          </w:tcPr>
+          <w:p>
+            <w:pPr>
+              <w:pStyle w:val="Normal"/>
+              <w:rPr>
+                <w:color w:val="000000"/>
+              </w:rPr>
+            </w:pPr>
+            <w:r>
+              <w:rPr>
+                <w:color w:val="000000"/>
+              </w:rPr>
+            </w:r>
+          </w:p>
+        </w:tc>
+        <w:tc>
+          <w:tcPr>
+            <w:tcW w:w="1277" w:type="dxa"/>
+            <w:tcBorders>
+              <w:top w:val="single" w:sz="4" w:space="0" w:color="000000"/>
+              <w:left w:val="single" w:sz="4" w:space="0" w:color="000000"/>
+              <w:bottom w:val="single" w:sz="4" w:space="0" w:color="000000"/>
+              <w:right w:val="single" w:sz="4" w:space="0" w:color="000000"/>
+            </w:tcBorders>
+          </w:tcPr>
+          <w:p>
+            <w:pPr>
+              <w:pStyle w:val="Normal"/>
               <w:rPr>
                 <w:color w:val="000000"/>
               </w:rPr>
@@ -2399,7 +2311,6 @@
     <w:p>
       <w:pPr>
         <w:pStyle w:val="Normal"/>
-        <w:pBdr/>
         <w:spacing w:before="31" w:after="0"/>
         <w:rPr>
           <w:b/>
@@ -2435,7 +2346,6 @@
     <w:p>
       <w:pPr>
         <w:pStyle w:val="Normal"/>
-        <w:pBdr/>
         <w:tabs>
           <w:tab w:val="clear" w:pos="720"/>
           <w:tab w:val="left" w:pos="5348" w:leader="none"/>
@@ -2453,7 +2363,7 @@
         <w:rPr>
           <w:color w:val="000009"/>
         </w:rPr>
-        <w:t>This is Certified that Mr./Ms.</w:t>
+        <w:t>This is Certified that Mr.</w:t>
       </w:r>
       <w:r>
         <w:rPr>
@@ -2480,7 +2390,19 @@
         <w:rPr>
           <w:color w:val="000009"/>
         </w:rPr>
-        <w:t xml:space="preserve">of Class BE Computer [A/B/C] has carried out the above practical/ term work with in the four walls of the college. His/her performance is satisfactory &amp; attendance is </w:t>
+        <w:t>of Class BE Computer B has carried out the above practical/ term work with in the four walls of the college. Hi</w:t>
+      </w:r>
+      <w:r>
+        <w:rPr>
+          <w:color w:val="000009"/>
+        </w:rPr>
+        <w:t>s</w:t>
+      </w:r>
+      <w:r>
+        <w:rPr>
+          <w:color w:val="000009"/>
+        </w:rPr>
+        <w:t xml:space="preserve"> performance is satisfactory &amp; attendance is </w:t>
       </w:r>
       <w:r>
         <w:rPr>
@@ -2499,7 +2421,6 @@
     <w:p>
       <w:pPr>
         <w:pStyle w:val="Normal"/>
-        <w:pBdr/>
         <w:rPr>
           <w:color w:val="000000"/>
         </w:rPr>
@@ -2513,7 +2434,6 @@
     <w:p>
       <w:pPr>
         <w:pStyle w:val="Normal"/>
-        <w:pBdr/>
         <w:rPr>
           <w:color w:val="000000"/>
         </w:rPr>
@@ -2527,7 +2447,6 @@
     <w:p>
       <w:pPr>
         <w:pStyle w:val="Normal"/>
-        <w:pBdr/>
         <w:rPr>
           <w:color w:val="000000"/>
         </w:rPr>
@@ -2541,7 +2460,6 @@
     <w:p>
       <w:pPr>
         <w:pStyle w:val="Normal"/>
-        <w:pBdr/>
         <w:rPr>
           <w:color w:val="000000"/>
         </w:rPr>
@@ -2555,7 +2473,6 @@
     <w:p>
       <w:pPr>
         <w:pStyle w:val="Normal"/>
-        <w:pBdr/>
         <w:rPr>
           <w:color w:val="000000"/>
         </w:rPr>
@@ -2569,36 +2486,6 @@
     <w:p>
       <w:pPr>
         <w:pStyle w:val="Normal"/>
-        <w:pBdr/>
-        <w:rPr>
-          <w:color w:val="000000"/>
-        </w:rPr>
-      </w:pPr>
-      <w:r>
-        <w:rPr>
-          <w:color w:val="000000"/>
-        </w:rPr>
-      </w:r>
-    </w:p>
-    <w:p>
-      <w:pPr>
-        <w:pStyle w:val="Normal"/>
-        <w:pBdr/>
-        <w:spacing w:before="59" w:after="0"/>
-        <w:rPr>
-          <w:color w:val="000000"/>
-        </w:rPr>
-      </w:pPr>
-      <w:r>
-        <w:rPr>
-          <w:color w:val="000000"/>
-        </w:rPr>
-      </w:r>
-    </w:p>
-    <w:p>
-      <w:pPr>
-        <w:pStyle w:val="Normal"/>
-        <w:pBdr/>
         <w:tabs>
           <w:tab w:val="clear" w:pos="720"/>
           <w:tab w:val="left" w:pos="2280" w:leader="none"/>
@@ -3073,6 +2960,7 @@
     <w:qFormat/>
     <w:pPr>
       <w:widowControl w:val="false"/>
+      <w:suppressAutoHyphens w:val="true"/>
       <w:bidi w:val="0"/>
       <w:spacing w:before="0" w:after="0"/>
       <w:jc w:val="left"/>
